--- a/1952.10/1952年10月31日，在视察郑州时的谈话__LLM初注.docx
+++ b/1952.10/1952年10月31日，在视察郑州时的谈话__LLM初注.docx
@@ -49,13 +49,16 @@
       </w:r>
       <w:r>
         <w:rPr>
+          <w:rStyle w:val="FootnoteReference"/>
           <w:rFonts w:hint="eastAsia" w:ascii="仿宋" w:hAnsi="仿宋" w:eastAsia="仿宋" w:cs="仿宋"/>
           <w:sz w:val="36"/>
           <w:szCs w:val="36"/>
           <w:vertAlign w:val="superscript"/>
           <w:lang w:val="en-US" w:eastAsia="zh-CN"/>
         </w:rPr>
+        <w:t>[</w:t>
         <w:footnoteReference w:id="0"/>
+        <w:t>]</w:t>
       </w:r>
       <w:r>
         <w:rPr>
@@ -164,11 +167,18 @@
       <w:r>
         <w:rPr>
           <w:rStyle w:val="FootnoteReference"/>
-        </w:rPr>
+          <w:vertAlign w:val="superscript"/>
+        </w:rPr>
+        <w:t>[</w:t>
         <w:footnoteReference w:id="4"/>
-      </w:r>
-      <w:r>
-        <w:rPr/>
+        <w:t>]</w:t>
+      </w:r>
+      <w:r>
+        <w:rPr>
+          <w:rFonts w:hint="eastAsia" w:ascii="仿宋" w:hAnsi="仿宋" w:eastAsia="仿宋"/>
+          <w:sz w:val="32"/>
+          <w:szCs w:val="32"/>
+        </w:rPr>
         <w:t xml:space="preserve">脚下。早早在那里等候的郑州市委书记赵武成、市长宋致和等人，上前迎接毛主席。</w:t>
       </w:r>
     </w:p>
@@ -727,11 +737,18 @@
       <w:r>
         <w:rPr>
           <w:rStyle w:val="FootnoteReference"/>
-        </w:rPr>
+          <w:vertAlign w:val="superscript"/>
+        </w:rPr>
+        <w:t>[</w:t>
         <w:footnoteReference w:id="5"/>
-      </w:r>
-      <w:r>
-        <w:rPr/>
+        <w:t>]</w:t>
+      </w:r>
+      <w:r>
+        <w:rPr>
+          <w:rFonts w:hint="eastAsia" w:ascii="仿宋" w:hAnsi="仿宋" w:eastAsia="仿宋"/>
+          <w:sz w:val="32"/>
+          <w:szCs w:val="32"/>
+        </w:rPr>
         <w:t xml:space="preserve">。从这里西去十几里路，就是刘邦和项羽当年打仗对峙的地方。”</w:t>
       </w:r>
     </w:p>
@@ -790,11 +807,18 @@
       <w:r>
         <w:rPr>
           <w:rStyle w:val="FootnoteReference"/>
-        </w:rPr>
+          <w:vertAlign w:val="superscript"/>
+        </w:rPr>
+        <w:t>[</w:t>
         <w:footnoteReference w:id="6"/>
-      </w:r>
-      <w:r>
-        <w:rPr/>
+        <w:t>]</w:t>
+      </w:r>
+      <w:r>
+        <w:rPr>
+          <w:rFonts w:hint="eastAsia" w:ascii="仿宋" w:hAnsi="仿宋" w:eastAsia="仿宋"/>
+          <w:sz w:val="32"/>
+          <w:szCs w:val="32"/>
+        </w:rPr>
         <w:t xml:space="preserve">为界相持不下。后来，双方同意都撤军，刘邦用张良、陈平之计尾追项羽，把项羽打败。项羽撤退是经过这里吗？”</w:t>
       </w:r>
     </w:p>
@@ -850,11 +874,18 @@
       <w:r>
         <w:rPr>
           <w:rStyle w:val="FootnoteReference"/>
-        </w:rPr>
+          <w:vertAlign w:val="superscript"/>
+        </w:rPr>
+        <w:t>[</w:t>
         <w:footnoteReference w:id="9"/>
-      </w:r>
-      <w:r>
-        <w:rPr/>
+        <w:t>]</w:t>
+      </w:r>
+      <w:r>
+        <w:rPr>
+          <w:rFonts w:hint="eastAsia" w:ascii="仿宋" w:hAnsi="仿宋" w:eastAsia="仿宋"/>
+          <w:sz w:val="32"/>
+          <w:szCs w:val="32"/>
+        </w:rPr>
         <w:t xml:space="preserve">，和这一段一样，北面是黄河，往东只能走上山路。在这小顶山西边有两个山沟，一个叫回头沟，据说项羽在那里回头发现了刘邦违约追击自己。另一个在回头沟东边叫摇头沟，据说项羽这时才意识到已经无力与刘邦争夺天下，承认自己失败了，只好继续向彭城方向撤退。”</w:t>
       </w:r>
     </w:p>
@@ -1051,11 +1082,18 @@
       <w:r>
         <w:rPr>
           <w:rStyle w:val="FootnoteReference"/>
-        </w:rPr>
+          <w:vertAlign w:val="superscript"/>
+        </w:rPr>
+        <w:t>[</w:t>
         <w:footnoteReference w:id="7"/>
-      </w:r>
-      <w:r>
-        <w:rPr/>
+        <w:t>]</w:t>
+      </w:r>
+      <w:r>
+        <w:rPr>
+          <w:rFonts w:hint="eastAsia" w:ascii="仿宋" w:hAnsi="仿宋" w:eastAsia="仿宋"/>
+          <w:sz w:val="32"/>
+          <w:szCs w:val="32"/>
+        </w:rPr>
         <w:t xml:space="preserve">，就像一匹收不住缰绳的野马，奔腾不止，不知在哪儿闯乱子，使多少人民生命财产毁于一旦。现在到了我们手里，一定要驯服它。不然，我是睡不着觉的。”</w:t>
       </w:r>
     </w:p>
@@ -1344,11 +1382,18 @@
       <w:r>
         <w:rPr>
           <w:rStyle w:val="FootnoteReference"/>
-        </w:rPr>
+          <w:vertAlign w:val="superscript"/>
+        </w:rPr>
+        <w:t>[</w:t>
         <w:footnoteReference w:id="8"/>
-      </w:r>
-      <w:r>
-        <w:rPr/>
+        <w:t>]</w:t>
+      </w:r>
+      <w:r>
+        <w:rPr>
+          <w:rFonts w:hint="eastAsia" w:ascii="仿宋" w:hAnsi="仿宋" w:eastAsia="仿宋"/>
+          <w:sz w:val="32"/>
+          <w:szCs w:val="32"/>
+        </w:rPr>
         <w:t xml:space="preserve">、赵武成、宋致和陪同下，缓缓朝黄河铁桥工段门口走去。工段队长乔廷选一眼认出了毛主席，他和梁世久急忙上前与毛主席握手问好。</w:t>
       </w:r>
     </w:p>

--- a/1952.10/1952年10月31日，在视察郑州时的谈话__LLM初注.docx
+++ b/1952.10/1952年10月31日，在视察郑州时的谈话__LLM初注.docx
@@ -39,36 +39,19 @@
       </w:r>
       <w:r>
         <w:rPr>
-          <w:rFonts w:hint="eastAsia" w:ascii="仿宋" w:hAnsi="仿宋" w:eastAsia="仿宋" w:cs="仿宋"/>
-          <w:sz w:val="36"/>
-          <w:szCs w:val="36"/>
+          <w:rStyle w:val="FootnoteReference"/>
           <w:vertAlign w:val="superscript"/>
-          <w:lang w:val="en-US" w:eastAsia="zh-CN"/>
-        </w:rPr>
-        <w:t>[</w:t>
+        </w:rPr>
+        <w:t>[1]</w:t>
       </w:r>
       <w:r>
         <w:rPr>
           <w:rStyle w:val="FootnoteReference"/>
-          <w:rFonts w:hint="eastAsia" w:ascii="仿宋" w:hAnsi="仿宋" w:eastAsia="仿宋" w:cs="仿宋"/>
-          <w:sz w:val="36"/>
-          <w:szCs w:val="36"/>
           <w:vertAlign w:val="superscript"/>
-          <w:lang w:val="en-US" w:eastAsia="zh-CN"/>
-        </w:rPr>
-        <w:t>[</w:t>
+          <w:vanish/>
+          <w:specVanish/>
+        </w:rPr>
         <w:footnoteReference w:id="0"/>
-        <w:t>]</w:t>
-      </w:r>
-      <w:r>
-        <w:rPr>
-          <w:rFonts w:hint="eastAsia" w:ascii="仿宋" w:hAnsi="仿宋" w:eastAsia="仿宋" w:cs="仿宋"/>
-          <w:sz w:val="36"/>
-          <w:szCs w:val="36"/>
-          <w:vertAlign w:val="superscript"/>
-          <w:lang w:val="en-US" w:eastAsia="zh-CN"/>
-        </w:rPr>
-        <w:t>]</w:t>
       </w:r>
     </w:p>
     <w:p>
@@ -169,9 +152,16 @@
           <w:rStyle w:val="FootnoteReference"/>
           <w:vertAlign w:val="superscript"/>
         </w:rPr>
-        <w:t>[</w:t>
+        <w:t>[2]</w:t>
+      </w:r>
+      <w:r>
+        <w:rPr>
+          <w:rStyle w:val="FootnoteReference"/>
+          <w:vertAlign w:val="superscript"/>
+          <w:vanish/>
+          <w:specVanish/>
+        </w:rPr>
         <w:footnoteReference w:id="4"/>
-        <w:t>]</w:t>
       </w:r>
       <w:r>
         <w:rPr>
@@ -739,9 +729,16 @@
           <w:rStyle w:val="FootnoteReference"/>
           <w:vertAlign w:val="superscript"/>
         </w:rPr>
-        <w:t>[</w:t>
+        <w:t>[3]</w:t>
+      </w:r>
+      <w:r>
+        <w:rPr>
+          <w:rStyle w:val="FootnoteReference"/>
+          <w:vertAlign w:val="superscript"/>
+          <w:vanish/>
+          <w:specVanish/>
+        </w:rPr>
         <w:footnoteReference w:id="5"/>
-        <w:t>]</w:t>
       </w:r>
       <w:r>
         <w:rPr>
@@ -809,76 +806,90 @@
           <w:rStyle w:val="FootnoteReference"/>
           <w:vertAlign w:val="superscript"/>
         </w:rPr>
-        <w:t>[</w:t>
-        <w:footnoteReference w:id="6"/>
-        <w:t>]</w:t>
-      </w:r>
-      <w:r>
-        <w:rPr>
-          <w:rFonts w:hint="eastAsia" w:ascii="仿宋" w:hAnsi="仿宋" w:eastAsia="仿宋"/>
-          <w:sz w:val="32"/>
-          <w:szCs w:val="32"/>
-        </w:rPr>
-        <w:t xml:space="preserve">为界相持不下。后来，双方同意都撤军，刘邦用张良、陈平之计尾追项羽，把项羽打败。项羽撤退是经过这里吗？”</w:t>
-      </w:r>
-    </w:p>
-    <w:p>
-      <w:pPr>
-        <w:keepNext w:val="0"/>
-        <w:keepLines w:val="0"/>
-        <w:pageBreakBefore w:val="0"/>
-        <w:widowControl w:val="0"/>
-        <w:kinsoku/>
-        <w:wordWrap/>
-        <w:overflowPunct/>
-        <w:topLinePunct w:val="0"/>
-        <w:autoSpaceDE/>
-        <w:autoSpaceDN/>
-        <w:bidi w:val="0"/>
-        <w:adjustRightInd/>
-        <w:snapToGrid/>
-        <w:spacing w:line="580" w:lineRule="exact"/>
-        <w:ind w:firstLine="646"/>
-        <w:textAlignment w:val="auto"/>
-        <w:rPr>
-          <w:rFonts w:hint="eastAsia" w:ascii="仿宋" w:hAnsi="仿宋" w:eastAsia="仿宋"/>
-          <w:sz w:val="32"/>
-          <w:szCs w:val="32"/>
-        </w:rPr>
-      </w:pPr>
-      <w:r>
-        <w:rPr>
-          <w:rFonts w:hint="eastAsia" w:ascii="仿宋" w:hAnsi="仿宋" w:eastAsia="仿宋"/>
-          <w:sz w:val="32"/>
-          <w:szCs w:val="32"/>
-        </w:rPr>
-        <w:t>李国光：“是的，鸿沟南北</w:t>
-      </w:r>
-      <w:r>
-        <w:rPr>
-          <w:rFonts w:hint="eastAsia" w:ascii="仿宋" w:hAnsi="仿宋" w:eastAsia="仿宋"/>
-          <w:sz w:val="32"/>
-          <w:szCs w:val="32"/>
-          <w:lang w:val="en-US" w:eastAsia="zh-CN"/>
-        </w:rPr>
-        <w:t>四十</w:t>
-      </w:r>
-      <w:r>
-        <w:rPr>
-          <w:rFonts w:hint="eastAsia" w:ascii="仿宋" w:hAnsi="仿宋" w:eastAsia="仿宋"/>
-          <w:sz w:val="32"/>
-          <w:szCs w:val="32"/>
-        </w:rPr>
-        <w:t>多里长，邙山那一段称广武山</w:t>
+        <w:t>[4]</w:t>
       </w:r>
       <w:r>
         <w:rPr>
           <w:rStyle w:val="FootnoteReference"/>
           <w:vertAlign w:val="superscript"/>
-        </w:rPr>
-        <w:t>[</w:t>
+          <w:vanish/>
+          <w:specVanish/>
+        </w:rPr>
+        <w:footnoteReference w:id="6"/>
+      </w:r>
+      <w:r>
+        <w:rPr>
+          <w:rFonts w:hint="eastAsia" w:ascii="仿宋" w:hAnsi="仿宋" w:eastAsia="仿宋"/>
+          <w:sz w:val="32"/>
+          <w:szCs w:val="32"/>
+        </w:rPr>
+        <w:t xml:space="preserve">为界相持不下。后来，双方同意都撤军，刘邦用张良、陈平之计尾追项羽，把项羽打败。项羽撤退是经过这里吗？”</w:t>
+      </w:r>
+    </w:p>
+    <w:p>
+      <w:pPr>
+        <w:keepNext w:val="0"/>
+        <w:keepLines w:val="0"/>
+        <w:pageBreakBefore w:val="0"/>
+        <w:widowControl w:val="0"/>
+        <w:kinsoku/>
+        <w:wordWrap/>
+        <w:overflowPunct/>
+        <w:topLinePunct w:val="0"/>
+        <w:autoSpaceDE/>
+        <w:autoSpaceDN/>
+        <w:bidi w:val="0"/>
+        <w:adjustRightInd/>
+        <w:snapToGrid/>
+        <w:spacing w:line="580" w:lineRule="exact"/>
+        <w:ind w:firstLine="646"/>
+        <w:textAlignment w:val="auto"/>
+        <w:rPr>
+          <w:rFonts w:hint="eastAsia" w:ascii="仿宋" w:hAnsi="仿宋" w:eastAsia="仿宋"/>
+          <w:sz w:val="32"/>
+          <w:szCs w:val="32"/>
+        </w:rPr>
+      </w:pPr>
+      <w:r>
+        <w:rPr>
+          <w:rFonts w:hint="eastAsia" w:ascii="仿宋" w:hAnsi="仿宋" w:eastAsia="仿宋"/>
+          <w:sz w:val="32"/>
+          <w:szCs w:val="32"/>
+        </w:rPr>
+        <w:t>李国光：“是的，鸿沟南北</w:t>
+      </w:r>
+      <w:r>
+        <w:rPr>
+          <w:rFonts w:hint="eastAsia" w:ascii="仿宋" w:hAnsi="仿宋" w:eastAsia="仿宋"/>
+          <w:sz w:val="32"/>
+          <w:szCs w:val="32"/>
+          <w:lang w:val="en-US" w:eastAsia="zh-CN"/>
+        </w:rPr>
+        <w:t>四十</w:t>
+      </w:r>
+      <w:r>
+        <w:rPr>
+          <w:rFonts w:hint="eastAsia" w:ascii="仿宋" w:hAnsi="仿宋" w:eastAsia="仿宋"/>
+          <w:sz w:val="32"/>
+          <w:szCs w:val="32"/>
+        </w:rPr>
+        <w:t>多里长，邙山那一段称广武山</w:t>
+      </w:r>
+      <w:r>
+        <w:rPr>
+          <w:rStyle w:val="FootnoteReference"/>
+          <w:vertAlign w:val="superscript"/>
+        </w:rPr>
+        <w:t>[5]</w:t>
+      </w:r>
+      <w:r>
+        <w:rPr>
+          <w:rStyle w:val="FootnoteReference"/>
+          <w:vertAlign w:val="superscript"/>
+          <w:vanish/>
+          <w:specVanish/>
+        </w:rPr>
         <w:footnoteReference w:id="9"/>
-        <w:t>]</w:t>
       </w:r>
       <w:r>
         <w:rPr>
@@ -1084,9 +1095,16 @@
           <w:rStyle w:val="FootnoteReference"/>
           <w:vertAlign w:val="superscript"/>
         </w:rPr>
-        <w:t>[</w:t>
+        <w:t>[6]</w:t>
+      </w:r>
+      <w:r>
+        <w:rPr>
+          <w:rStyle w:val="FootnoteReference"/>
+          <w:vertAlign w:val="superscript"/>
+          <w:vanish/>
+          <w:specVanish/>
+        </w:rPr>
         <w:footnoteReference w:id="7"/>
-        <w:t>]</w:t>
       </w:r>
       <w:r>
         <w:rPr>
@@ -1384,9 +1402,16 @@
           <w:rStyle w:val="FootnoteReference"/>
           <w:vertAlign w:val="superscript"/>
         </w:rPr>
-        <w:t>[</w:t>
+        <w:t>[7]</w:t>
+      </w:r>
+      <w:r>
+        <w:rPr>
+          <w:rStyle w:val="FootnoteReference"/>
+          <w:vertAlign w:val="superscript"/>
+          <w:vanish/>
+          <w:specVanish/>
+        </w:rPr>
         <w:footnoteReference w:id="8"/>
-        <w:t>]</w:t>
       </w:r>
       <w:r>
         <w:rPr>
@@ -3006,33 +3031,19 @@
       </w:pPr>
       <w:r>
         <w:rPr>
+          <w:rStyle w:val="FootnoteReference"/>
+        </w:rPr>
+        <w:t>[1]</w:t>
+      </w:r>
+      <w:r>
+        <w:rPr>
           <w:rFonts w:hint="eastAsia" w:asciiTheme="minorEastAsia" w:hAnsiTheme="minorEastAsia" w:cstheme="minorBidi"/>
           <w:kern w:val="2"/>
           <w:sz w:val="21"/>
           <w:szCs w:val="21"/>
           <w:lang w:val="en-US" w:eastAsia="zh-CN" w:bidi="ar-SA"/>
         </w:rPr>
-        <w:t>[</w:t>
-      </w:r>
-      <w:r>
-        <w:rPr>
-          <w:rFonts w:hint="eastAsia" w:asciiTheme="minorEastAsia" w:hAnsiTheme="minorEastAsia" w:cstheme="minorBidi"/>
-          <w:kern w:val="2"/>
-          <w:sz w:val="21"/>
-          <w:szCs w:val="21"/>
-          <w:lang w:val="en-US" w:eastAsia="zh-CN" w:bidi="ar-SA"/>
-        </w:rPr>
-        <w:footnoteRef/>
-      </w:r>
-      <w:r>
-        <w:rPr>
-          <w:rFonts w:hint="eastAsia" w:asciiTheme="minorEastAsia" w:hAnsiTheme="minorEastAsia" w:cstheme="minorBidi"/>
-          <w:kern w:val="2"/>
-          <w:sz w:val="21"/>
-          <w:szCs w:val="21"/>
-          <w:lang w:val="en-US" w:eastAsia="zh-CN" w:bidi="ar-SA"/>
-        </w:rPr>
-        <w:t>]关于本文的真实性及时间还存在争议，《毛泽东年谱》中并未记载。本文是根据东方直心同志编著的《毛泽东大传》（2021年终极版）第六卷，第2134页记载内容编辑而成。标题为编者所加。</w:t>
+        <w:t>关于本文的真实性及时间还存在争议，《毛泽东年谱》中并未记载。本文是根据东方直心同志编著的《毛泽东大传》（2021年终极版）第六卷，第2134页记载内容编辑而成。标题为编者所加。</w:t>
       </w:r>
     </w:p>
   </w:footnote>
@@ -3049,15 +3060,25 @@
       </w:pPr>
       <w:r>
         <w:rPr>
+          <w:rStyle w:val="FootnoteReference"/>
+        </w:rPr>
+        <w:t>[2]</w:t>
+      </w:r>
+      <w:r>
+        <w:rPr>
           <w:rFonts w:asciiTheme="minorEastAsia" w:hAnsiTheme="minorEastAsia" w:eastAsiaTheme="minorEastAsia" w:cstheme="minorBidi"/>
           <w:kern w:val="2"/>
           <w:sz w:val="21"/>
           <w:szCs w:val="21"/>
           <w:lang w:val="en-US" w:eastAsia="zh-CN" w:bidi="ar-SA"/>
         </w:rPr>
-        <w:footnoteRef/>
-      </w:r>
-      <w:r>
+        <w:t xml:space="preserve">邙山，位于郑州以北黄河南岸，因山上有闻名天下的隋唐洛阳城遗址和众多帝王陵墓而被称为“中国的金字塔”。</w:t>
+      </w:r>
+    </w:p>
+  </w:footnote>
+  <w:footnote w:id="5">
+    <w:p>
+      <w:pPr>
         <w:rPr>
           <w:rFonts w:asciiTheme="minorEastAsia" w:hAnsiTheme="minorEastAsia" w:eastAsiaTheme="minorEastAsia" w:cstheme="minorBidi"/>
           <w:kern w:val="2"/>
@@ -3065,13 +3086,14 @@
           <w:szCs w:val="21"/>
           <w:lang w:val="en-US" w:eastAsia="zh-CN" w:bidi="ar-SA"/>
         </w:rPr>
-        <w:t xml:space="preserve">邙山，位于郑州以北黄河南岸，因山上有闻名天下的隋唐洛阳城遗址和众多帝王陵墓而被称为“中国的金字塔”。</w:t>
-      </w:r>
-    </w:p>
-  </w:footnote>
-  <w:footnote w:id="5">
-    <w:p>
-      <w:pPr>
+      </w:pPr>
+      <w:r>
+        <w:rPr>
+          <w:rStyle w:val="FootnoteReference"/>
+        </w:rPr>
+        <w:t>[3]</w:t>
+      </w:r>
+      <w:r>
         <w:rPr>
           <w:rFonts w:asciiTheme="minorEastAsia" w:hAnsiTheme="minorEastAsia" w:eastAsiaTheme="minorEastAsia" w:cstheme="minorBidi"/>
           <w:kern w:val="2"/>
@@ -3079,8 +3101,13 @@
           <w:szCs w:val="21"/>
           <w:lang w:val="en-US" w:eastAsia="zh-CN" w:bidi="ar-SA"/>
         </w:rPr>
-      </w:pPr>
-      <w:r>
+        <w:t xml:space="preserve">荥阳，今河南荥阳市，位于郑州西部。楚汉战争时期，刘邦和项羽在荥阳、成皋一带长期对峙。</w:t>
+      </w:r>
+    </w:p>
+  </w:footnote>
+  <w:footnote w:id="6">
+    <w:p>
+      <w:pPr>
         <w:rPr>
           <w:rFonts w:asciiTheme="minorEastAsia" w:hAnsiTheme="minorEastAsia" w:eastAsiaTheme="minorEastAsia" w:cstheme="minorBidi"/>
           <w:kern w:val="2"/>
@@ -3088,7 +3115,12 @@
           <w:szCs w:val="21"/>
           <w:lang w:val="en-US" w:eastAsia="zh-CN" w:bidi="ar-SA"/>
         </w:rPr>
-        <w:footnoteRef/>
+      </w:pPr>
+      <w:r>
+        <w:rPr>
+          <w:rStyle w:val="FootnoteReference"/>
+        </w:rPr>
+        <w:t>[4]</w:t>
       </w:r>
       <w:r>
         <w:rPr>
@@ -3098,11 +3130,11 @@
           <w:szCs w:val="21"/>
           <w:lang w:val="en-US" w:eastAsia="zh-CN" w:bidi="ar-SA"/>
         </w:rPr>
-        <w:t xml:space="preserve">荥阳，今河南荥阳市，位于郑州西部。楚汉战争时期，刘邦和项羽在荥阳、成皋一带长期对峙。</w:t>
+        <w:t xml:space="preserve">鸿沟，战国时期魏国开挖的运河，自荥阳北引黄河水东流入淮。楚汉相争时以此为界“中分天下”。今“鸿沟”已成为不可逾越界限的代名词。</w:t>
       </w:r>
     </w:p>
   </w:footnote>
-  <w:footnote w:id="6">
+  <w:footnote w:id="7">
     <w:p>
       <w:pPr>
         <w:rPr>
@@ -3115,15 +3147,25 @@
       </w:pPr>
       <w:r>
         <w:rPr>
+          <w:rStyle w:val="FootnoteReference"/>
+        </w:rPr>
+        <w:t>[6]</w:t>
+      </w:r>
+      <w:r>
+        <w:rPr>
           <w:rFonts w:asciiTheme="minorEastAsia" w:hAnsiTheme="minorEastAsia" w:eastAsiaTheme="minorEastAsia" w:cstheme="minorBidi"/>
           <w:kern w:val="2"/>
           <w:sz w:val="21"/>
           <w:szCs w:val="21"/>
           <w:lang w:val="en-US" w:eastAsia="zh-CN" w:bidi="ar-SA"/>
         </w:rPr>
-        <w:footnoteRef/>
-      </w:r>
-      <w:r>
+        <w:t xml:space="preserve">三门峡，位于河南陕县与山西平陆县间的黄河峡谷段，以河中神门、鬼门、人门三座石岛得名。1957年在此动工兴建黄河第一座大型水利枢纽——三门峡水利枢纽。</w:t>
+      </w:r>
+    </w:p>
+  </w:footnote>
+  <w:footnote w:id="8">
+    <w:p>
+      <w:pPr>
         <w:rPr>
           <w:rFonts w:asciiTheme="minorEastAsia" w:hAnsiTheme="minorEastAsia" w:eastAsiaTheme="minorEastAsia" w:cstheme="minorBidi"/>
           <w:kern w:val="2"/>
@@ -3131,13 +3173,14 @@
           <w:szCs w:val="21"/>
           <w:lang w:val="en-US" w:eastAsia="zh-CN" w:bidi="ar-SA"/>
         </w:rPr>
-        <w:t xml:space="preserve">鸿沟，战国时期魏国开挖的运河，自荥阳北引黄河水东流入淮。楚汉相争时以此为界“中分天下”。今“鸿沟”已成为不可逾越界限的代名词。</w:t>
-      </w:r>
-    </w:p>
-  </w:footnote>
-  <w:footnote w:id="7">
-    <w:p>
-      <w:pPr>
+      </w:pPr>
+      <w:r>
+        <w:rPr>
+          <w:rStyle w:val="FootnoteReference"/>
+        </w:rPr>
+        <w:t>[7]</w:t>
+      </w:r>
+      <w:r>
         <w:rPr>
           <w:rFonts w:asciiTheme="minorEastAsia" w:hAnsiTheme="minorEastAsia" w:eastAsiaTheme="minorEastAsia" w:cstheme="minorBidi"/>
           <w:kern w:val="2"/>
@@ -3145,8 +3188,13 @@
           <w:szCs w:val="21"/>
           <w:lang w:val="en-US" w:eastAsia="zh-CN" w:bidi="ar-SA"/>
         </w:rPr>
-      </w:pPr>
-      <w:r>
+        <w:t xml:space="preserve">滕代远（1904—1974），湖南麻阳人，时任铁道部部长。</w:t>
+      </w:r>
+    </w:p>
+  </w:footnote>
+  <w:footnote w:id="9">
+    <w:p>
+      <w:pPr>
         <w:rPr>
           <w:rFonts w:asciiTheme="minorEastAsia" w:hAnsiTheme="minorEastAsia" w:eastAsiaTheme="minorEastAsia" w:cstheme="minorBidi"/>
           <w:kern w:val="2"/>
@@ -3154,73 +3202,12 @@
           <w:szCs w:val="21"/>
           <w:lang w:val="en-US" w:eastAsia="zh-CN" w:bidi="ar-SA"/>
         </w:rPr>
-        <w:footnoteRef/>
-      </w:r>
-      <w:r>
-        <w:rPr>
-          <w:rFonts w:asciiTheme="minorEastAsia" w:hAnsiTheme="minorEastAsia" w:eastAsiaTheme="minorEastAsia" w:cstheme="minorBidi"/>
-          <w:kern w:val="2"/>
-          <w:sz w:val="21"/>
-          <w:szCs w:val="21"/>
-          <w:lang w:val="en-US" w:eastAsia="zh-CN" w:bidi="ar-SA"/>
-        </w:rPr>
-        <w:t xml:space="preserve">三门峡，位于河南陕县与山西平陆县间的黄河峡谷段，以河中神门、鬼门、人门三座石岛得名。1957年在此动工兴建黄河第一座大型水利枢纽——三门峡水利枢纽。</w:t>
-      </w:r>
-    </w:p>
-  </w:footnote>
-  <w:footnote w:id="8">
-    <w:p>
-      <w:pPr>
-        <w:rPr>
-          <w:rFonts w:asciiTheme="minorEastAsia" w:hAnsiTheme="minorEastAsia" w:eastAsiaTheme="minorEastAsia" w:cstheme="minorBidi"/>
-          <w:kern w:val="2"/>
-          <w:sz w:val="21"/>
-          <w:szCs w:val="21"/>
-          <w:lang w:val="en-US" w:eastAsia="zh-CN" w:bidi="ar-SA"/>
-        </w:rPr>
-      </w:pPr>
-      <w:r>
-        <w:rPr>
-          <w:rFonts w:asciiTheme="minorEastAsia" w:hAnsiTheme="minorEastAsia" w:eastAsiaTheme="minorEastAsia" w:cstheme="minorBidi"/>
-          <w:kern w:val="2"/>
-          <w:sz w:val="21"/>
-          <w:szCs w:val="21"/>
-          <w:lang w:val="en-US" w:eastAsia="zh-CN" w:bidi="ar-SA"/>
-        </w:rPr>
-        <w:footnoteRef/>
-      </w:r>
-      <w:r>
-        <w:rPr>
-          <w:rFonts w:asciiTheme="minorEastAsia" w:hAnsiTheme="minorEastAsia" w:eastAsiaTheme="minorEastAsia" w:cstheme="minorBidi"/>
-          <w:kern w:val="2"/>
-          <w:sz w:val="21"/>
-          <w:szCs w:val="21"/>
-          <w:lang w:val="en-US" w:eastAsia="zh-CN" w:bidi="ar-SA"/>
-        </w:rPr>
-        <w:t xml:space="preserve">滕代远（1904—1974），湖南麻阳人，时任铁道部部长。</w:t>
-      </w:r>
-    </w:p>
-  </w:footnote>
-  <w:footnote w:id="9">
-    <w:p>
-      <w:pPr>
-        <w:rPr>
-          <w:rFonts w:asciiTheme="minorEastAsia" w:hAnsiTheme="minorEastAsia" w:eastAsiaTheme="minorEastAsia" w:cstheme="minorBidi"/>
-          <w:kern w:val="2"/>
-          <w:sz w:val="21"/>
-          <w:szCs w:val="21"/>
-          <w:lang w:val="en-US" w:eastAsia="zh-CN" w:bidi="ar-SA"/>
-        </w:rPr>
-      </w:pPr>
-      <w:r>
-        <w:rPr>
-          <w:rFonts w:asciiTheme="minorEastAsia" w:hAnsiTheme="minorEastAsia" w:eastAsiaTheme="minorEastAsia" w:cstheme="minorBidi"/>
-          <w:kern w:val="2"/>
-          <w:sz w:val="21"/>
-          <w:szCs w:val="21"/>
-          <w:lang w:val="en-US" w:eastAsia="zh-CN" w:bidi="ar-SA"/>
-        </w:rPr>
-        <w:footnoteRef/>
+      </w:pPr>
+      <w:r>
+        <w:rPr>
+          <w:rStyle w:val="FootnoteReference"/>
+        </w:rPr>
+        <w:t>[5]</w:t>
       </w:r>
       <w:r>
         <w:rPr>
